--- a/Hemosim COntent Outlines for Wix Build/HemoSim Content Outline by Expertise Level (v8).docx
+++ b/Hemosim COntent Outlines for Wix Build/HemoSim Content Outline by Expertise Level (v8).docx
@@ -1145,6 +1145,26 @@
         <w:pStyle w:val="Heading3"/>
       </w:pPr>
       <w:r>
+        <w:t>At the Bedside (Novice offshoot) - Recognizing a low DO2 / VO2 mismatch</w:t>
+      </w:r>
+    </w:p>
+    <w:p>
+      <w:pPr/>
+      <w:r>
+        <w:t>An optional offshoot from the main flow, opened from N2 as a side path in a new tab; conceptually simple, stays in Novice.</w:t>
+      </w:r>
+    </w:p>
+    <w:p>
+      <w:pPr/>
+      <w:r>
+        <w:t>Because DO2 and VO2 cannot be measured directly, the module works through the bedside surrogates: B.U.S. organ-perfusion signs (altered mentation, low urine output, delayed capillary refill, mottling), a falling ScvO2 or SvO2 (a rising extraction ratio), a rising arterial lactate, and a widening veno-arterial CO2 gap. Each is imperfect and is distorted by sedation, dialysis, warming blankets, and vasoactive drugs, so several are corroborated together and reasoned about alongside cardiac output. [Deck: Assessing Shock; Polanco PM, Pinsky MR. Surg Clin North Am. 2006;86(6):1431-56]</w:t>
+      </w:r>
+    </w:p>
+    <w:p>
+      <w:pPr>
+        <w:pStyle w:val="Heading3"/>
+      </w:pPr>
+      <w:r>
         <w:t>Module N3 - Recognizing shock at the bedside</w:t>
       </w:r>
     </w:p>

--- a/Hemosim COntent Outlines for Wix Build/HemoSim Content Outline by Expertise Level (v8).docx
+++ b/Hemosim COntent Outlines for Wix Build/HemoSim Content Outline by Expertise Level (v8).docx
@@ -1,6 +1,6 @@
 
 <file path=word/document.xml><?xml version="1.0" encoding="utf-8"?>
-<w:document xmlns:wpc="http://schemas.microsoft.com/office/word/2010/wordprocessingCanvas" xmlns:cx="http://schemas.microsoft.com/office/drawing/2014/chartex" xmlns:cx1="http://schemas.microsoft.com/office/drawing/2015/9/8/chartex" xmlns:cx2="http://schemas.microsoft.com/office/drawing/2015/10/21/chartex" xmlns:cx3="http://schemas.microsoft.com/office/drawing/2016/5/9/chartex" xmlns:cx4="http://schemas.microsoft.com/office/drawing/2016/5/10/chartex" xmlns:cx5="http://schemas.microsoft.com/office/drawing/2016/5/11/chartex" xmlns:cx6="http://schemas.microsoft.com/office/drawing/2016/5/12/chartex" xmlns:cx7="http://schemas.microsoft.com/office/drawing/2016/5/13/chartex" xmlns:cx8="http://schemas.microsoft.com/office/drawing/2016/5/14/chartex" xmlns:mc="http://schemas.openxmlformats.org/markup-compatibility/2006" xmlns:m="http://schemas.openxmlformats.org/officeDocument/2006/math" xmlns:aink="http://schemas.microsoft.com/office/drawing/2016/ink" xmlns:am3d="http://schemas.microsoft.com/office/drawing/2017/model3d" xmlns:oel="http://schemas.microsoft.com/office/2019/extlst" xmlns:r="http://schemas.openxmlformats.org/officeDocument/2006/relationships" xmlns:wp14="http://schemas.microsoft.com/office/word/2010/wordprocessingDrawing" xmlns:wp="http://schemas.openxmlformats.org/drawingml/2006/wordprocessingDrawing" xmlns:wpg="http://schemas.microsoft.com/office/word/2010/wordprocessingGroup" xmlns:wpi="http://schemas.microsoft.com/office/word/2010/wordprocessingInk" xmlns:wps="http://schemas.microsoft.com/office/word/2010/wordprocessingShape" xmlns:o="urn:schemas-microsoft-com:office:office" xmlns:v="urn:schemas-microsoft-com:vml" xmlns:w10="urn:schemas-microsoft-com:office:word" xmlns:w="http://schemas.openxmlformats.org/wordprocessingml/2006/main" xmlns:w14="http://schemas.microsoft.com/office/word/2010/wordml" xmlns:w15="http://schemas.microsoft.com/office/word/2012/wordml" xmlns:w16cex="http://schemas.microsoft.com/office/word/2018/wordml/cex" xmlns:w16cid="http://schemas.microsoft.com/office/word/2016/wordml/cid" xmlns:w16="http://schemas.microsoft.com/office/word/2018/wordml" xmlns:w16sdtdh="http://schemas.microsoft.com/office/word/2020/wordml/sdtdatahash" xmlns:w16sdtfl="http://schemas.microsoft.com/office/word/2024/wordml/sdtformatlock" xmlns:w16se="http://schemas.microsoft.com/office/word/2015/wordml/symex" xmlns:w16du="http://schemas.microsoft.com/office/word/2023/wordml/word16du" xmlns:wne="http://schemas.microsoft.com/office/word/2006/wordml" mc:Ignorable="w14 w15 w16se w16cid w16 w16cex w16sdtdh w16sdtfl w16du wp14">
+<w:document xmlns:wpc="http://schemas.microsoft.com/office/word/2010/wordprocessingCanvas" xmlns:cx="http://schemas.microsoft.com/office/drawing/2014/chartex" xmlns:cx1="http://schemas.microsoft.com/office/drawing/2015/9/8/chartex" xmlns:cx2="http://schemas.microsoft.com/office/drawing/2015/10/21/chartex" xmlns:cx3="http://schemas.microsoft.com/office/drawing/2016/5/9/chartex" xmlns:cx4="http://schemas.microsoft.com/office/drawing/2016/5/10/chartex" xmlns:cx5="http://schemas.microsoft.com/office/drawing/2016/5/11/chartex" xmlns:cx6="http://schemas.microsoft.com/office/drawing/2016/5/12/chartex" xmlns:cx7="http://schemas.microsoft.com/office/drawing/2016/5/13/chartex" xmlns:cx8="http://schemas.microsoft.com/office/drawing/2016/5/14/chartex" xmlns:mc="http://schemas.openxmlformats.org/markup-compatibility/2006" xmlns:m="http://schemas.openxmlformats.org/officeDocument/2006/math" xmlns:aink="http://schemas.microsoft.com/office/drawing/2016/ink" xmlns:am3d="http://schemas.microsoft.com/office/drawing/2017/model3d" xmlns:oel="http://schemas.microsoft.com/office/2019/extlst" xmlns:r="http://schemas.openxmlformats.org/officeDocument/2006/relationships" xmlns:wp14="http://schemas.microsoft.com/office/word/2010/wordprocessingDrawing" xmlns:wp="http://schemas.openxmlformats.org/drawingml/2006/wordprocessingDrawing" xmlns:wpg="http://schemas.microsoft.com/office/word/2010/wordprocessingGroup" xmlns:wpi="http://schemas.microsoft.com/office/word/2010/wordprocessingInk" xmlns:wps="http://schemas.microsoft.com/office/word/2010/wordprocessingShape" xmlns:o="urn:schemas-microsoft-com:office:office" xmlns:v="urn:schemas-microsoft-com:vml" xmlns:w10="urn:schemas-microsoft-com:office:word" xmlns:w="http://schemas.openxmlformats.org/wordprocessingml/2006/main" xmlns:w14="http://schemas.microsoft.com/office/word/2010/wordml" xmlns:w15="http://schemas.microsoft.com/office/word/2012/wordml" xmlns:w16cei="http://schemas.microsoft.com/office/word/2026/wordml/cei" xmlns:w16cex="http://schemas.microsoft.com/office/word/2018/wordml/cex" xmlns:w16cid="http://schemas.microsoft.com/office/word/2016/wordml/cid" xmlns:w16="http://schemas.microsoft.com/office/word/2018/wordml" xmlns:w16sdtdh="http://schemas.microsoft.com/office/word/2020/wordml/sdtdatahash" xmlns:w16sdtfl="http://schemas.microsoft.com/office/word/2024/wordml/sdtformatlock" xmlns:w16se="http://schemas.microsoft.com/office/word/2015/wordml/symex" xmlns:w16du="http://schemas.microsoft.com/office/word/2023/wordml/word16du" xmlns:wne="http://schemas.microsoft.com/office/word/2006/wordml" mc:Ignorable="w14 w15 w16se w16cid w16 w16cex w16sdtdh w16sdtfl w16du wp14">
   <w:body>
     <w:p>
       <w:pPr>
@@ -1149,13 +1149,11 @@
       </w:r>
     </w:p>
     <w:p>
-      <w:pPr/>
       <w:r>
         <w:t>An optional offshoot from the main flow, opened from N2 as a side path in a new tab; conceptually simple, stays in Novice.</w:t>
       </w:r>
     </w:p>
     <w:p>
-      <w:pPr/>
       <w:r>
         <w:t>Because DO2 and VO2 cannot be measured directly, the module works through the bedside surrogates: B.U.S. organ-perfusion signs (altered mentation, low urine output, delayed capillary refill, mottling), a falling ScvO2 or SvO2 (a rising extraction ratio), a rising arterial lactate, and a widening veno-arterial CO2 gap. Each is imperfect and is distorted by sedation, dialysis, warming blankets, and vasoactive drugs, so several are corroborated together and reasoned about alongside cardiac output. [Deck: Assessing Shock; Polanco PM, Pinsky MR. Surg Clin North Am. 2006;86(6):1431-56]</w:t>
       </w:r>
@@ -1265,7 +1263,11 @@
         <w:spacing w:after="40"/>
       </w:pPr>
       <w:r>
-        <w:t>Interpreting RAP and basic volume responsiveness, couched in RAP and volume-status assessment (including IVC measurement): the RAP rules of thumb (&gt;10 mmHg suggests cardiogenic; &lt;5 suggests hypovolemic/distributive; low RAP does not equal volume responsiveness) with caveats for PEEP, obesity, pulmonary hypertension, and intra-abdominal pressure. [Deck: Assessing Shock; Deck: v2022 RA/IVC modules]</w:t>
+        <w:t xml:space="preserve">Interpreting RAP and basic volume responsiveness, couched in RAP and volume-status assessment (including IVC measurement): the RAP rules of thumb (&gt;10 mmHg suggests cardiogenic; &lt;5 suggests hypovolemic/distributive; low RAP does not equal volume </w:t>
+      </w:r>
+      <w:r>
+        <w:lastRenderedPageBreak/>
+        <w:t>responsiveness) with caveats for PEEP, obesity, pulmonary hypertension, and intra-abdominal pressure. [Deck: Assessing Shock; Deck: v2022 RA/IVC modules]</w:t>
       </w:r>
     </w:p>
     <w:p>
@@ -1301,14 +1303,7 @@
         <w:rPr>
           <w:i/>
         </w:rPr>
-        <w:t xml:space="preserve">Restructured to mirror the sim-day mastery progression. In Part 2, each topic is a cognitive test on the LMS (10 of 20 questions, pass at &gt;=90%) followed by a psychomotor checklist on the simulator, repeated for Topics 1-4. The web modules must cover every cognitive and psychomotor element (below); they do not advertise that the elements are tested. Yes, all four </w:t>
-      </w:r>
-      <w:r>
-        <w:rPr>
-          <w:i/>
-        </w:rPr>
-        <w:lastRenderedPageBreak/>
-        <w:t>topic docs and the checklist were reviewed. [Wix: pa-catheter-education; Deck: v2022 PAC module; PAC Topic 1-4 docs + Mastery Checklist]</w:t>
+        <w:t>Restructured to mirror the sim-day mastery progression. In Part 2, each topic is a cognitive test on the LMS (10 of 20 questions, pass at &gt;=90%) followed by a psychomotor checklist on the simulator, repeated for Topics 1-4. The web modules must cover every cognitive and psychomotor element (below); they do not advertise that the elements are tested. Yes, all four topic docs and the checklist were reviewed. [Wix: pa-catheter-education; Deck: v2022 PAC module; PAC Topic 1-4 docs + Mastery Checklist]</w:t>
       </w:r>
     </w:p>
     <w:p>
@@ -1426,6 +1421,7 @@
         <w:rPr>
           <w:color w:val="2E7D32"/>
         </w:rPr>
+        <w:lastRenderedPageBreak/>
         <w:t>2.2 Informed Learner pathway</w:t>
       </w:r>
     </w:p>
@@ -1471,11 +1467,7 @@
         <w:spacing w:after="40"/>
       </w:pPr>
       <w:r>
-        <w:t xml:space="preserve">Normotensive shock (soft MAP, narrow pulse pressure, hypoperfusion; do not wait for hypotension). Pulse pressure as a signal of low stroke volume (ANDROMEDA-PEGASUS, ~2,700 pts, cutoff ~45-50 mmHg). Etiology vs phenotype (e.g., sepsis presenting </w:t>
-      </w:r>
-      <w:r>
-        <w:lastRenderedPageBreak/>
-        <w:t>hypovolemic or with septic-cardiomyopathy phenotype; ANDROMEDA-SHOCK 2). [Kattan et al reviews]</w:t>
+        <w:t>Normotensive shock (soft MAP, narrow pulse pressure, hypoperfusion; do not wait for hypotension). Pulse pressure as a signal of low stroke volume (ANDROMEDA-PEGASUS, ~2,700 pts, cutoff ~45-50 mmHg). Etiology vs phenotype (e.g., sepsis presenting hypovolemic or with septic-cardiomyopathy phenotype; ANDROMEDA-SHOCK 2). [Kattan et al reviews]</w:t>
       </w:r>
     </w:p>
     <w:p>
@@ -1568,6 +1560,7 @@
         <w:pStyle w:val="Heading3"/>
       </w:pPr>
       <w:r>
+        <w:lastRenderedPageBreak/>
         <w:t>Module I8 - Venous return, in depth</w:t>
       </w:r>
     </w:p>
@@ -1630,7 +1623,6 @@
         <w:pStyle w:val="Heading3"/>
       </w:pPr>
       <w:r>
-        <w:lastRenderedPageBreak/>
         <w:t>Module I11 - Hemodynamic monitoring tools</w:t>
       </w:r>
     </w:p>
@@ -1640,7 +1632,19 @@
         <w:spacing w:after="40"/>
       </w:pPr>
       <w:r>
-        <w:t>Preload/volume responsiveness (PLR, PPV/SPV, occlusion tests, fluid challenge); end-organ perfusion (ScvO2, Pv-aCO2 gap, CRT, mottling, lactate). Introduce fluid responsiveness with the Notion "Fluid Responsiveness Assessment Tests" page and its test-selection summary table (this is the simple treatment that the arterial modules below deepen). [Deck: v2022; Proposal; Notion]</w:t>
+        <w:t xml:space="preserve">Preload/volume responsiveness (PLR, PPV/SPV, occlusion tests, fluid challenge); end-organ perfusion (ScvO2, Pv-aCO2 gap, CRT, mottling, lactate). </w:t>
+      </w:r>
+      <w:r>
+        <w:t xml:space="preserve">Explain why RAP is not a measure of preload, but is a poor indicator of volume responsiveness.  </w:t>
+      </w:r>
+      <w:r>
+        <w:t xml:space="preserve">Introduce fluid responsiveness with the Notion "Fluid Responsiveness Assessment Tests" page and its test-selection summary table (this is the simple treatment that the arterial modules below deepen). [Deck: v2022; </w:t>
+      </w:r>
+      <w:r>
+        <w:t xml:space="preserve">Deck: Assessing Shock 2024 version, slides 40-47; </w:t>
+      </w:r>
+      <w:r>
+        <w:t>Proposal; Notion]</w:t>
       </w:r>
     </w:p>
     <w:p>
@@ -1710,6 +1714,7 @@
         <w:pStyle w:val="Heading3"/>
       </w:pPr>
       <w:r>
+        <w:lastRenderedPageBreak/>
         <w:t>Module I15 - PA catheter interpretation (beyond the Novice basics)</w:t>
       </w:r>
     </w:p>
@@ -1792,11 +1797,7 @@
         <w:spacing w:after="40"/>
       </w:pPr>
       <w:r>
-        <w:t xml:space="preserve">Systolic/diastolic BP determinants; arterial time constant; the Windkessel in full; ventricular-arterial coupling (Ea, Ees); Ea vs TAC (Ea = ESP/SV; TAC = SV/PP); pulse-wave propagation; </w:t>
-      </w:r>
-      <w:r>
-        <w:lastRenderedPageBreak/>
-        <w:t>stroke vs storage volume; "pressure is not perfusion" (Magder). At the Bedside: bizarre / characteristic waveforms. [Wix general-8-x; Notion]</w:t>
+        <w:t>Systolic/diastolic BP determinants; arterial time constant; the Windkessel in full; ventricular-arterial coupling (Ea, Ees); Ea vs TAC (Ea = ESP/SV; TAC = SV/PP); pulse-wave propagation; stroke vs storage volume; "pressure is not perfusion" (Magder). At the Bedside: bizarre / characteristic waveforms. [Wix general-8-x; Notion]</w:t>
       </w:r>
     </w:p>
     <w:p>
@@ -1889,6 +1890,7 @@
         <w:pStyle w:val="Heading3"/>
       </w:pPr>
       <w:r>
+        <w:lastRenderedPageBreak/>
         <w:t>Module E7 - Advanced echo-based cardiac output</w:t>
       </w:r>
     </w:p>
@@ -1948,11 +1950,7 @@
         <w:spacing w:after="40"/>
       </w:pPr>
       <w:r>
-        <w:t xml:space="preserve">For each of Topics 1-4 in turn: a cognitive test on the LMS (MyLearning) draws 10 of the 20 questions for that topic (questions uploaded to the Google Drive Hemosim folder); at &gt;=90% correct the learner proceeds to a psychomotor assessment on the PA-catheter simulator </w:t>
-      </w:r>
-      <w:r>
-        <w:lastRenderedPageBreak/>
-        <w:t>and must perform every step on that topic's checklist correctly; then repeat for the next topic. The web PA-catheter modules (Novice N7) are built to cover every cognitive and psychomotor element across the four topics.</w:t>
+        <w:t>For each of Topics 1-4 in turn: a cognitive test on the LMS (MyLearning) draws 10 of the 20 questions for that topic (questions uploaded to the Google Drive Hemosim folder); at &gt;=90% correct the learner proceeds to a psychomotor assessment on the PA-catheter simulator and must perform every step on that topic's checklist correctly; then repeat for the next topic. The web PA-catheter modules (Novice N7) are built to cover every cognitive and psychomotor element across the four topics.</w:t>
       </w:r>
     </w:p>
     <w:p>
@@ -2033,6 +2031,7 @@
         <w:spacing w:after="40"/>
       </w:pPr>
       <w:r>
+        <w:lastRenderedPageBreak/>
         <w:t>Notion workspace and Wix (hemosim.org): the conceptual source and the published pages (Interface IV is primary on Wix).</w:t>
       </w:r>
     </w:p>
@@ -2075,11 +2074,7 @@
         <w:spacing w:after="120"/>
       </w:pPr>
       <w:r>
-        <w:t>Gustavo's intended hierarchy. Foundations/Principles; the four Interfaces (each with Physiology-Correlation and At-the-Bedside children); and the Heart-Lung Interactions module, which includes the eight "At the Bedside" scenario pages (spontaneous: LV/RV dysfunction, intra-</w:t>
-      </w:r>
-      <w:r>
-        <w:lastRenderedPageBreak/>
-        <w:t>abdominal hypertension, COPD/asthma, tamponade; PPV: ARDS, LV dysfunction, hypovolemia) plus the Fluid Responsiveness page. RAP and "On afterload" are cross-linked from two interfaces each. The curriculum table of contents was re-verified unchanged on July 12; a full recursive re-crawl was deferred for context reasons.</w:t>
+        <w:t>Gustavo's intended hierarchy. Foundations/Principles; the four Interfaces (each with Physiology-Correlation and At-the-Bedside children); and the Heart-Lung Interactions module, which includes the eight "At the Bedside" scenario pages (spontaneous: LV/RV dysfunction, intra-abdominal hypertension, COPD/asthma, tamponade; PPV: ARDS, LV dysfunction, hypovolemia) plus the Fluid Responsiveness page. RAP and "On afterload" are cross-linked from two interfaces each. The curriculum table of contents was re-verified unchanged on July 12; a full recursive re-crawl was deferred for context reasons.</w:t>
       </w:r>
     </w:p>
     <w:p>
@@ -2233,6 +2228,7 @@
         <w:spacing w:after="40"/>
       </w:pPr>
       <w:r>
+        <w:lastRenderedPageBreak/>
         <w:t>PA-catheter section restructured to the four mastery topics and mapped to the cognitive + psychomotor elements.</w:t>
       </w:r>
     </w:p>
@@ -2275,7 +2271,7 @@
 </file>
 
 <file path=word/comments.xml><?xml version="1.0" encoding="utf-8"?>
-<w:comments xmlns:wpc="http://schemas.microsoft.com/office/word/2010/wordprocessingCanvas" xmlns:cx="http://schemas.microsoft.com/office/drawing/2014/chartex" xmlns:cx1="http://schemas.microsoft.com/office/drawing/2015/9/8/chartex" xmlns:cx2="http://schemas.microsoft.com/office/drawing/2015/10/21/chartex" xmlns:cx3="http://schemas.microsoft.com/office/drawing/2016/5/9/chartex" xmlns:cx4="http://schemas.microsoft.com/office/drawing/2016/5/10/chartex" xmlns:cx5="http://schemas.microsoft.com/office/drawing/2016/5/11/chartex" xmlns:cx6="http://schemas.microsoft.com/office/drawing/2016/5/12/chartex" xmlns:cx7="http://schemas.microsoft.com/office/drawing/2016/5/13/chartex" xmlns:cx8="http://schemas.microsoft.com/office/drawing/2016/5/14/chartex" xmlns:mc="http://schemas.openxmlformats.org/markup-compatibility/2006" xmlns:m="http://schemas.openxmlformats.org/officeDocument/2006/math" xmlns:aink="http://schemas.microsoft.com/office/drawing/2016/ink" xmlns:am3d="http://schemas.microsoft.com/office/drawing/2017/model3d" xmlns:oel="http://schemas.microsoft.com/office/2019/extlst" xmlns:r="http://schemas.openxmlformats.org/officeDocument/2006/relationships" xmlns:wp14="http://schemas.microsoft.com/office/word/2010/wordprocessingDrawing" xmlns:wp="http://schemas.openxmlformats.org/drawingml/2006/wordprocessingDrawing" xmlns:wpg="http://schemas.microsoft.com/office/word/2010/wordprocessingGroup" xmlns:wpi="http://schemas.microsoft.com/office/word/2010/wordprocessingInk" xmlns:wps="http://schemas.microsoft.com/office/word/2010/wordprocessingShape" xmlns:o="urn:schemas-microsoft-com:office:office" xmlns:v="urn:schemas-microsoft-com:vml" xmlns:w10="urn:schemas-microsoft-com:office:word" xmlns:w="http://schemas.openxmlformats.org/wordprocessingml/2006/main" xmlns:w14="http://schemas.microsoft.com/office/word/2010/wordml" xmlns:w15="http://schemas.microsoft.com/office/word/2012/wordml" xmlns:w16cex="http://schemas.microsoft.com/office/word/2018/wordml/cex" xmlns:w16cid="http://schemas.microsoft.com/office/word/2016/wordml/cid" xmlns:w16="http://schemas.microsoft.com/office/word/2018/wordml" xmlns:w16sdtdh="http://schemas.microsoft.com/office/word/2020/wordml/sdtdatahash" xmlns:w16sdtfl="http://schemas.microsoft.com/office/word/2024/wordml/sdtformatlock" xmlns:w16se="http://schemas.microsoft.com/office/word/2015/wordml/symex" xmlns:w16du="http://schemas.microsoft.com/office/word/2023/wordml/word16du" xmlns:wne="http://schemas.microsoft.com/office/word/2006/wordml" mc:Ignorable="w14 w15 w16se w16cid w16 w16cex w16sdtdh w16sdtfl w16du wp14">
+<w:comments xmlns:wpc="http://schemas.microsoft.com/office/word/2010/wordprocessingCanvas" xmlns:cx="http://schemas.microsoft.com/office/drawing/2014/chartex" xmlns:cx1="http://schemas.microsoft.com/office/drawing/2015/9/8/chartex" xmlns:cx2="http://schemas.microsoft.com/office/drawing/2015/10/21/chartex" xmlns:cx3="http://schemas.microsoft.com/office/drawing/2016/5/9/chartex" xmlns:cx4="http://schemas.microsoft.com/office/drawing/2016/5/10/chartex" xmlns:cx5="http://schemas.microsoft.com/office/drawing/2016/5/11/chartex" xmlns:cx6="http://schemas.microsoft.com/office/drawing/2016/5/12/chartex" xmlns:cx7="http://schemas.microsoft.com/office/drawing/2016/5/13/chartex" xmlns:cx8="http://schemas.microsoft.com/office/drawing/2016/5/14/chartex" xmlns:mc="http://schemas.openxmlformats.org/markup-compatibility/2006" xmlns:m="http://schemas.openxmlformats.org/officeDocument/2006/math" xmlns:aink="http://schemas.microsoft.com/office/drawing/2016/ink" xmlns:am3d="http://schemas.microsoft.com/office/drawing/2017/model3d" xmlns:oel="http://schemas.microsoft.com/office/2019/extlst" xmlns:r="http://schemas.openxmlformats.org/officeDocument/2006/relationships" xmlns:wp14="http://schemas.microsoft.com/office/word/2010/wordprocessingDrawing" xmlns:wp="http://schemas.openxmlformats.org/drawingml/2006/wordprocessingDrawing" xmlns:wpg="http://schemas.microsoft.com/office/word/2010/wordprocessingGroup" xmlns:wpi="http://schemas.microsoft.com/office/word/2010/wordprocessingInk" xmlns:wps="http://schemas.microsoft.com/office/word/2010/wordprocessingShape" xmlns:o="urn:schemas-microsoft-com:office:office" xmlns:v="urn:schemas-microsoft-com:vml" xmlns:w10="urn:schemas-microsoft-com:office:word" xmlns:w="http://schemas.openxmlformats.org/wordprocessingml/2006/main" xmlns:w14="http://schemas.microsoft.com/office/word/2010/wordml" xmlns:w15="http://schemas.microsoft.com/office/word/2012/wordml" xmlns:w16cei="http://schemas.microsoft.com/office/word/2026/wordml/cei" xmlns:w16cex="http://schemas.microsoft.com/office/word/2018/wordml/cex" xmlns:w16cid="http://schemas.microsoft.com/office/word/2016/wordml/cid" xmlns:w16="http://schemas.microsoft.com/office/word/2018/wordml" xmlns:w16sdtdh="http://schemas.microsoft.com/office/word/2020/wordml/sdtdatahash" xmlns:w16sdtfl="http://schemas.microsoft.com/office/word/2024/wordml/sdtformatlock" xmlns:w16se="http://schemas.microsoft.com/office/word/2015/wordml/symex" xmlns:w16du="http://schemas.microsoft.com/office/word/2023/wordml/word16du" xmlns:wne="http://schemas.microsoft.com/office/word/2006/wordml" mc:Ignorable="w14 w15 w16se w16cid w16 w16cex w16sdtdh w16sdtfl w16du wp14">
   <w:comment w:id="0" w:author="neal chaisson" w:date="2026-07-12T15:56:00Z" w:initials="nc">
     <w:p>
       <w:r>
@@ -2412,7 +2408,7 @@
 </file>
 
 <file path=word/commentsExtended.xml><?xml version="1.0" encoding="utf-8"?>
-<w15:commentsEx xmlns:wpc="http://schemas.microsoft.com/office/word/2010/wordprocessingCanvas" xmlns:cx="http://schemas.microsoft.com/office/drawing/2014/chartex" xmlns:cx1="http://schemas.microsoft.com/office/drawing/2015/9/8/chartex" xmlns:cx2="http://schemas.microsoft.com/office/drawing/2015/10/21/chartex" xmlns:cx3="http://schemas.microsoft.com/office/drawing/2016/5/9/chartex" xmlns:cx4="http://schemas.microsoft.com/office/drawing/2016/5/10/chartex" xmlns:cx5="http://schemas.microsoft.com/office/drawing/2016/5/11/chartex" xmlns:cx6="http://schemas.microsoft.com/office/drawing/2016/5/12/chartex" xmlns:cx7="http://schemas.microsoft.com/office/drawing/2016/5/13/chartex" xmlns:cx8="http://schemas.microsoft.com/office/drawing/2016/5/14/chartex" xmlns:mc="http://schemas.openxmlformats.org/markup-compatibility/2006" xmlns:m="http://schemas.openxmlformats.org/officeDocument/2006/math" xmlns:aink="http://schemas.microsoft.com/office/drawing/2016/ink" xmlns:am3d="http://schemas.microsoft.com/office/drawing/2017/model3d" xmlns:oel="http://schemas.microsoft.com/office/2019/extlst" xmlns:r="http://schemas.openxmlformats.org/officeDocument/2006/relationships" xmlns:wp14="http://schemas.microsoft.com/office/word/2010/wordprocessingDrawing" xmlns:wp="http://schemas.openxmlformats.org/drawingml/2006/wordprocessingDrawing" xmlns:wpg="http://schemas.microsoft.com/office/word/2010/wordprocessingGroup" xmlns:wpi="http://schemas.microsoft.com/office/word/2010/wordprocessingInk" xmlns:wps="http://schemas.microsoft.com/office/word/2010/wordprocessingShape" xmlns:o="urn:schemas-microsoft-com:office:office" xmlns:v="urn:schemas-microsoft-com:vml" xmlns:w10="urn:schemas-microsoft-com:office:word" xmlns:w="http://schemas.openxmlformats.org/wordprocessingml/2006/main" xmlns:w14="http://schemas.microsoft.com/office/word/2010/wordml" xmlns:w15="http://schemas.microsoft.com/office/word/2012/wordml" xmlns:w16cex="http://schemas.microsoft.com/office/word/2018/wordml/cex" xmlns:w16cid="http://schemas.microsoft.com/office/word/2016/wordml/cid" xmlns:w16="http://schemas.microsoft.com/office/word/2018/wordml" xmlns:w16sdtdh="http://schemas.microsoft.com/office/word/2020/wordml/sdtdatahash" xmlns:w16sdtfl="http://schemas.microsoft.com/office/word/2024/wordml/sdtformatlock" xmlns:w16se="http://schemas.microsoft.com/office/word/2015/wordml/symex" xmlns:w16du="http://schemas.microsoft.com/office/word/2023/wordml/word16du" xmlns:wne="http://schemas.microsoft.com/office/word/2006/wordml" mc:Ignorable="w14 w15 w16se w16cid w16 w16cex w16sdtdh w16sdtfl w16du wp14">
+<w15:commentsEx xmlns:wpc="http://schemas.microsoft.com/office/word/2010/wordprocessingCanvas" xmlns:cx="http://schemas.microsoft.com/office/drawing/2014/chartex" xmlns:cx1="http://schemas.microsoft.com/office/drawing/2015/9/8/chartex" xmlns:cx2="http://schemas.microsoft.com/office/drawing/2015/10/21/chartex" xmlns:cx3="http://schemas.microsoft.com/office/drawing/2016/5/9/chartex" xmlns:cx4="http://schemas.microsoft.com/office/drawing/2016/5/10/chartex" xmlns:cx5="http://schemas.microsoft.com/office/drawing/2016/5/11/chartex" xmlns:cx6="http://schemas.microsoft.com/office/drawing/2016/5/12/chartex" xmlns:cx7="http://schemas.microsoft.com/office/drawing/2016/5/13/chartex" xmlns:cx8="http://schemas.microsoft.com/office/drawing/2016/5/14/chartex" xmlns:mc="http://schemas.openxmlformats.org/markup-compatibility/2006" xmlns:m="http://schemas.openxmlformats.org/officeDocument/2006/math" xmlns:aink="http://schemas.microsoft.com/office/drawing/2016/ink" xmlns:am3d="http://schemas.microsoft.com/office/drawing/2017/model3d" xmlns:oel="http://schemas.microsoft.com/office/2019/extlst" xmlns:r="http://schemas.openxmlformats.org/officeDocument/2006/relationships" xmlns:wp14="http://schemas.microsoft.com/office/word/2010/wordprocessingDrawing" xmlns:wp="http://schemas.openxmlformats.org/drawingml/2006/wordprocessingDrawing" xmlns:wpg="http://schemas.microsoft.com/office/word/2010/wordprocessingGroup" xmlns:wpi="http://schemas.microsoft.com/office/word/2010/wordprocessingInk" xmlns:wps="http://schemas.microsoft.com/office/word/2010/wordprocessingShape" xmlns:o="urn:schemas-microsoft-com:office:office" xmlns:v="urn:schemas-microsoft-com:vml" xmlns:w10="urn:schemas-microsoft-com:office:word" xmlns:w="http://schemas.openxmlformats.org/wordprocessingml/2006/main" xmlns:w14="http://schemas.microsoft.com/office/word/2010/wordml" xmlns:w15="http://schemas.microsoft.com/office/word/2012/wordml" xmlns:w16cei="http://schemas.microsoft.com/office/word/2026/wordml/cei" xmlns:w16cex="http://schemas.microsoft.com/office/word/2018/wordml/cex" xmlns:w16cid="http://schemas.microsoft.com/office/word/2016/wordml/cid" xmlns:w16="http://schemas.microsoft.com/office/word/2018/wordml" xmlns:w16sdtdh="http://schemas.microsoft.com/office/word/2020/wordml/sdtdatahash" xmlns:w16sdtfl="http://schemas.microsoft.com/office/word/2024/wordml/sdtformatlock" xmlns:w16se="http://schemas.microsoft.com/office/word/2015/wordml/symex" xmlns:w16du="http://schemas.microsoft.com/office/word/2023/wordml/word16du" xmlns:wne="http://schemas.microsoft.com/office/word/2006/wordml" mc:Ignorable="w14 w15 w16se w16cid w16 w16cex w16sdtdh w16sdtfl w16du wp14">
   <w15:commentEx w15:paraId="2493D9CB" w15:done="0"/>
   <w15:commentEx w15:paraId="426BD45A" w15:done="0"/>
   <w15:commentEx w15:paraId="4241272C" w15:done="0"/>
@@ -2423,7 +2419,7 @@
 </file>
 
 <file path=word/commentsExtensible.xml><?xml version="1.0" encoding="utf-8"?>
-<w16cex:commentsExtensible xmlns:wpc="http://schemas.microsoft.com/office/word/2010/wordprocessingCanvas" xmlns:cx="http://schemas.microsoft.com/office/drawing/2014/chartex" xmlns:cx1="http://schemas.microsoft.com/office/drawing/2015/9/8/chartex" xmlns:cx2="http://schemas.microsoft.com/office/drawing/2015/10/21/chartex" xmlns:cx3="http://schemas.microsoft.com/office/drawing/2016/5/9/chartex" xmlns:cx4="http://schemas.microsoft.com/office/drawing/2016/5/10/chartex" xmlns:cx5="http://schemas.microsoft.com/office/drawing/2016/5/11/chartex" xmlns:cx6="http://schemas.microsoft.com/office/drawing/2016/5/12/chartex" xmlns:cx7="http://schemas.microsoft.com/office/drawing/2016/5/13/chartex" xmlns:cx8="http://schemas.microsoft.com/office/drawing/2016/5/14/chartex" xmlns:cr="http://schemas.microsoft.com/office/comments/2020/reactions" xmlns:mc="http://schemas.openxmlformats.org/markup-compatibility/2006" xmlns:m="http://schemas.openxmlformats.org/officeDocument/2006/math" xmlns:aink="http://schemas.microsoft.com/office/drawing/2016/ink" xmlns:am3d="http://schemas.microsoft.com/office/drawing/2017/model3d" xmlns:oel="http://schemas.microsoft.com/office/2019/extlst" xmlns:r="http://schemas.openxmlformats.org/officeDocument/2006/relationships" xmlns:wp14="http://schemas.microsoft.com/office/word/2010/wordprocessingDrawing" xmlns:wp="http://schemas.openxmlformats.org/drawingml/2006/wordprocessingDrawing" xmlns:wpg="http://schemas.microsoft.com/office/word/2010/wordprocessingGroup" xmlns:wpi="http://schemas.microsoft.com/office/word/2010/wordprocessingInk" xmlns:wps="http://schemas.microsoft.com/office/word/2010/wordprocessingShape" xmlns:o="urn:schemas-microsoft-com:office:office" xmlns:v="urn:schemas-microsoft-com:vml" xmlns:w10="urn:schemas-microsoft-com:office:word" xmlns:w="http://schemas.openxmlformats.org/wordprocessingml/2006/main" xmlns:w14="http://schemas.microsoft.com/office/word/2010/wordml" xmlns:w15="http://schemas.microsoft.com/office/word/2012/wordml" xmlns:w16cex="http://schemas.microsoft.com/office/word/2018/wordml/cex" xmlns:w16cid="http://schemas.microsoft.com/office/word/2016/wordml/cid" xmlns:w16="http://schemas.microsoft.com/office/word/2018/wordml" xmlns:w16sdtdh="http://schemas.microsoft.com/office/word/2020/wordml/sdtdatahash" xmlns:w16sdtfl="http://schemas.microsoft.com/office/word/2024/wordml/sdtformatlock" xmlns:w16se="http://schemas.microsoft.com/office/word/2015/wordml/symex" xmlns:w16du="http://schemas.microsoft.com/office/word/2023/wordml/word16du" xmlns:wne="http://schemas.microsoft.com/office/word/2006/wordml" mc:Ignorable="w14 w15 w16se w16cid w16 w16cex w16sdtdh w16sdtfl cr w16du wp14">
+<w16cex:commentsExtensible xmlns:wpc="http://schemas.microsoft.com/office/word/2010/wordprocessingCanvas" xmlns:cx="http://schemas.microsoft.com/office/drawing/2014/chartex" xmlns:cx1="http://schemas.microsoft.com/office/drawing/2015/9/8/chartex" xmlns:cx2="http://schemas.microsoft.com/office/drawing/2015/10/21/chartex" xmlns:cx3="http://schemas.microsoft.com/office/drawing/2016/5/9/chartex" xmlns:cx4="http://schemas.microsoft.com/office/drawing/2016/5/10/chartex" xmlns:cx5="http://schemas.microsoft.com/office/drawing/2016/5/11/chartex" xmlns:cx6="http://schemas.microsoft.com/office/drawing/2016/5/12/chartex" xmlns:cx7="http://schemas.microsoft.com/office/drawing/2016/5/13/chartex" xmlns:cx8="http://schemas.microsoft.com/office/drawing/2016/5/14/chartex" xmlns:cr="http://schemas.microsoft.com/office/comments/2020/reactions" xmlns:mc="http://schemas.openxmlformats.org/markup-compatibility/2006" xmlns:m="http://schemas.openxmlformats.org/officeDocument/2006/math" xmlns:aink="http://schemas.microsoft.com/office/drawing/2016/ink" xmlns:am3d="http://schemas.microsoft.com/office/drawing/2017/model3d" xmlns:oel="http://schemas.microsoft.com/office/2019/extlst" xmlns:r="http://schemas.openxmlformats.org/officeDocument/2006/relationships" xmlns:wp14="http://schemas.microsoft.com/office/word/2010/wordprocessingDrawing" xmlns:wp="http://schemas.openxmlformats.org/drawingml/2006/wordprocessingDrawing" xmlns:wpg="http://schemas.microsoft.com/office/word/2010/wordprocessingGroup" xmlns:wpi="http://schemas.microsoft.com/office/word/2010/wordprocessingInk" xmlns:wps="http://schemas.microsoft.com/office/word/2010/wordprocessingShape" xmlns:o="urn:schemas-microsoft-com:office:office" xmlns:v="urn:schemas-microsoft-com:vml" xmlns:w10="urn:schemas-microsoft-com:office:word" xmlns:w="http://schemas.openxmlformats.org/wordprocessingml/2006/main" xmlns:w14="http://schemas.microsoft.com/office/word/2010/wordml" xmlns:w15="http://schemas.microsoft.com/office/word/2012/wordml" xmlns:w16cei="http://schemas.microsoft.com/office/word/2026/wordml/cei" xmlns:w16cex="http://schemas.microsoft.com/office/word/2018/wordml/cex" xmlns:w16cid="http://schemas.microsoft.com/office/word/2016/wordml/cid" xmlns:w16="http://schemas.microsoft.com/office/word/2018/wordml" xmlns:w16sdtdh="http://schemas.microsoft.com/office/word/2020/wordml/sdtdatahash" xmlns:w16sdtfl="http://schemas.microsoft.com/office/word/2024/wordml/sdtformatlock" xmlns:w16se="http://schemas.microsoft.com/office/word/2015/wordml/symex" xmlns:w16du="http://schemas.microsoft.com/office/word/2023/wordml/word16du" xmlns:wne="http://schemas.microsoft.com/office/word/2006/wordml" mc:Ignorable="w14 w15 w16se w16cid w16 w16cex w16sdtdh w16sdtfl cr w16du wp14">
   <w16cex:commentExtensible w16cex:durableId="0DE3ECB0" w16cex:dateUtc="2026-07-12T19:56:00Z"/>
   <w16cex:commentExtensible w16cex:durableId="4A178297" w16cex:dateUtc="2026-07-12T20:02:00Z"/>
   <w16cex:commentExtensible w16cex:durableId="794BB00A" w16cex:dateUtc="2026-07-12T20:01:00Z"/>
@@ -2434,7 +2430,7 @@
 </file>
 
 <file path=word/commentsIds.xml><?xml version="1.0" encoding="utf-8"?>
-<w16cid:commentsIds xmlns:wpc="http://schemas.microsoft.com/office/word/2010/wordprocessingCanvas" xmlns:cx="http://schemas.microsoft.com/office/drawing/2014/chartex" xmlns:cx1="http://schemas.microsoft.com/office/drawing/2015/9/8/chartex" xmlns:cx2="http://schemas.microsoft.com/office/drawing/2015/10/21/chartex" xmlns:cx3="http://schemas.microsoft.com/office/drawing/2016/5/9/chartex" xmlns:cx4="http://schemas.microsoft.com/office/drawing/2016/5/10/chartex" xmlns:cx5="http://schemas.microsoft.com/office/drawing/2016/5/11/chartex" xmlns:cx6="http://schemas.microsoft.com/office/drawing/2016/5/12/chartex" xmlns:cx7="http://schemas.microsoft.com/office/drawing/2016/5/13/chartex" xmlns:cx8="http://schemas.microsoft.com/office/drawing/2016/5/14/chartex" xmlns:mc="http://schemas.openxmlformats.org/markup-compatibility/2006" xmlns:m="http://schemas.openxmlformats.org/officeDocument/2006/math" xmlns:aink="http://schemas.microsoft.com/office/drawing/2016/ink" xmlns:am3d="http://schemas.microsoft.com/office/drawing/2017/model3d" xmlns:oel="http://schemas.microsoft.com/office/2019/extlst" xmlns:r="http://schemas.openxmlformats.org/officeDocument/2006/relationships" xmlns:wp14="http://schemas.microsoft.com/office/word/2010/wordprocessingDrawing" xmlns:wp="http://schemas.openxmlformats.org/drawingml/2006/wordprocessingDrawing" xmlns:wpg="http://schemas.microsoft.com/office/word/2010/wordprocessingGroup" xmlns:wpi="http://schemas.microsoft.com/office/word/2010/wordprocessingInk" xmlns:wps="http://schemas.microsoft.com/office/word/2010/wordprocessingShape" xmlns:o="urn:schemas-microsoft-com:office:office" xmlns:v="urn:schemas-microsoft-com:vml" xmlns:w10="urn:schemas-microsoft-com:office:word" xmlns:w="http://schemas.openxmlformats.org/wordprocessingml/2006/main" xmlns:w14="http://schemas.microsoft.com/office/word/2010/wordml" xmlns:w15="http://schemas.microsoft.com/office/word/2012/wordml" xmlns:w16cex="http://schemas.microsoft.com/office/word/2018/wordml/cex" xmlns:w16cid="http://schemas.microsoft.com/office/word/2016/wordml/cid" xmlns:w16="http://schemas.microsoft.com/office/word/2018/wordml" xmlns:w16sdtdh="http://schemas.microsoft.com/office/word/2020/wordml/sdtdatahash" xmlns:w16sdtfl="http://schemas.microsoft.com/office/word/2024/wordml/sdtformatlock" xmlns:w16se="http://schemas.microsoft.com/office/word/2015/wordml/symex" xmlns:w16du="http://schemas.microsoft.com/office/word/2023/wordml/word16du" xmlns:wne="http://schemas.microsoft.com/office/word/2006/wordml" mc:Ignorable="w14 w15 w16se w16cid w16 w16cex w16sdtdh w16sdtfl w16du wp14">
+<w16cid:commentsIds xmlns:wpc="http://schemas.microsoft.com/office/word/2010/wordprocessingCanvas" xmlns:cx="http://schemas.microsoft.com/office/drawing/2014/chartex" xmlns:cx1="http://schemas.microsoft.com/office/drawing/2015/9/8/chartex" xmlns:cx2="http://schemas.microsoft.com/office/drawing/2015/10/21/chartex" xmlns:cx3="http://schemas.microsoft.com/office/drawing/2016/5/9/chartex" xmlns:cx4="http://schemas.microsoft.com/office/drawing/2016/5/10/chartex" xmlns:cx5="http://schemas.microsoft.com/office/drawing/2016/5/11/chartex" xmlns:cx6="http://schemas.microsoft.com/office/drawing/2016/5/12/chartex" xmlns:cx7="http://schemas.microsoft.com/office/drawing/2016/5/13/chartex" xmlns:cx8="http://schemas.microsoft.com/office/drawing/2016/5/14/chartex" xmlns:mc="http://schemas.openxmlformats.org/markup-compatibility/2006" xmlns:m="http://schemas.openxmlformats.org/officeDocument/2006/math" xmlns:aink="http://schemas.microsoft.com/office/drawing/2016/ink" xmlns:am3d="http://schemas.microsoft.com/office/drawing/2017/model3d" xmlns:oel="http://schemas.microsoft.com/office/2019/extlst" xmlns:r="http://schemas.openxmlformats.org/officeDocument/2006/relationships" xmlns:wp14="http://schemas.microsoft.com/office/word/2010/wordprocessingDrawing" xmlns:wp="http://schemas.openxmlformats.org/drawingml/2006/wordprocessingDrawing" xmlns:wpg="http://schemas.microsoft.com/office/word/2010/wordprocessingGroup" xmlns:wpi="http://schemas.microsoft.com/office/word/2010/wordprocessingInk" xmlns:wps="http://schemas.microsoft.com/office/word/2010/wordprocessingShape" xmlns:o="urn:schemas-microsoft-com:office:office" xmlns:v="urn:schemas-microsoft-com:vml" xmlns:w10="urn:schemas-microsoft-com:office:word" xmlns:w="http://schemas.openxmlformats.org/wordprocessingml/2006/main" xmlns:w14="http://schemas.microsoft.com/office/word/2010/wordml" xmlns:w15="http://schemas.microsoft.com/office/word/2012/wordml" xmlns:w16cei="http://schemas.microsoft.com/office/word/2026/wordml/cei" xmlns:w16cex="http://schemas.microsoft.com/office/word/2018/wordml/cex" xmlns:w16cid="http://schemas.microsoft.com/office/word/2016/wordml/cid" xmlns:w16="http://schemas.microsoft.com/office/word/2018/wordml" xmlns:w16sdtdh="http://schemas.microsoft.com/office/word/2020/wordml/sdtdatahash" xmlns:w16sdtfl="http://schemas.microsoft.com/office/word/2024/wordml/sdtformatlock" xmlns:w16se="http://schemas.microsoft.com/office/word/2015/wordml/symex" xmlns:w16du="http://schemas.microsoft.com/office/word/2023/wordml/word16du" xmlns:wne="http://schemas.microsoft.com/office/word/2006/wordml" mc:Ignorable="w14 w15 w16se w16cid w16 w16cex w16sdtdh w16sdtfl w16du wp14">
   <w16cid:commentId w16cid:paraId="2493D9CB" w16cid:durableId="0DE3ECB0"/>
   <w16cid:commentId w16cid:paraId="426BD45A" w16cid:durableId="4A178297"/>
   <w16cid:commentId w16cid:paraId="4241272C" w16cid:durableId="794BB00A"/>
@@ -2445,7 +2441,7 @@
 </file>
 
 <file path=word/numbering.xml><?xml version="1.0" encoding="utf-8"?>
-<w:numbering xmlns:wpc="http://schemas.microsoft.com/office/word/2010/wordprocessingCanvas" xmlns:cx="http://schemas.microsoft.com/office/drawing/2014/chartex" xmlns:cx1="http://schemas.microsoft.com/office/drawing/2015/9/8/chartex" xmlns:cx2="http://schemas.microsoft.com/office/drawing/2015/10/21/chartex" xmlns:cx3="http://schemas.microsoft.com/office/drawing/2016/5/9/chartex" xmlns:cx4="http://schemas.microsoft.com/office/drawing/2016/5/10/chartex" xmlns:cx5="http://schemas.microsoft.com/office/drawing/2016/5/11/chartex" xmlns:cx6="http://schemas.microsoft.com/office/drawing/2016/5/12/chartex" xmlns:cx7="http://schemas.microsoft.com/office/drawing/2016/5/13/chartex" xmlns:cx8="http://schemas.microsoft.com/office/drawing/2016/5/14/chartex" xmlns:mc="http://schemas.openxmlformats.org/markup-compatibility/2006" xmlns:m="http://schemas.openxmlformats.org/officeDocument/2006/math" xmlns:aink="http://schemas.microsoft.com/office/drawing/2016/ink" xmlns:am3d="http://schemas.microsoft.com/office/drawing/2017/model3d" xmlns:oel="http://schemas.microsoft.com/office/2019/extlst" xmlns:r="http://schemas.openxmlformats.org/officeDocument/2006/relationships" xmlns:wp14="http://schemas.microsoft.com/office/word/2010/wordprocessingDrawing" xmlns:wp="http://schemas.openxmlformats.org/drawingml/2006/wordprocessingDrawing" xmlns:wpg="http://schemas.microsoft.com/office/word/2010/wordprocessingGroup" xmlns:wpi="http://schemas.microsoft.com/office/word/2010/wordprocessingInk" xmlns:wps="http://schemas.microsoft.com/office/word/2010/wordprocessingShape" xmlns:o="urn:schemas-microsoft-com:office:office" xmlns:v="urn:schemas-microsoft-com:vml" xmlns:w10="urn:schemas-microsoft-com:office:word" xmlns:w="http://schemas.openxmlformats.org/wordprocessingml/2006/main" xmlns:w14="http://schemas.microsoft.com/office/word/2010/wordml" xmlns:w15="http://schemas.microsoft.com/office/word/2012/wordml" xmlns:w16cex="http://schemas.microsoft.com/office/word/2018/wordml/cex" xmlns:w16cid="http://schemas.microsoft.com/office/word/2016/wordml/cid" xmlns:w16="http://schemas.microsoft.com/office/word/2018/wordml" xmlns:w16sdtdh="http://schemas.microsoft.com/office/word/2020/wordml/sdtdatahash" xmlns:w16sdtfl="http://schemas.microsoft.com/office/word/2024/wordml/sdtformatlock" xmlns:w16se="http://schemas.microsoft.com/office/word/2015/wordml/symex" xmlns:w16du="http://schemas.microsoft.com/office/word/2023/wordml/word16du" xmlns:wne="http://schemas.microsoft.com/office/word/2006/wordml" mc:Ignorable="w14 w15 w16se w16cid w16 w16cex w16sdtdh w16sdtfl w16du wp14">
+<w:numbering xmlns:wpc="http://schemas.microsoft.com/office/word/2010/wordprocessingCanvas" xmlns:cx="http://schemas.microsoft.com/office/drawing/2014/chartex" xmlns:cx1="http://schemas.microsoft.com/office/drawing/2015/9/8/chartex" xmlns:cx2="http://schemas.microsoft.com/office/drawing/2015/10/21/chartex" xmlns:cx3="http://schemas.microsoft.com/office/drawing/2016/5/9/chartex" xmlns:cx4="http://schemas.microsoft.com/office/drawing/2016/5/10/chartex" xmlns:cx5="http://schemas.microsoft.com/office/drawing/2016/5/11/chartex" xmlns:cx6="http://schemas.microsoft.com/office/drawing/2016/5/12/chartex" xmlns:cx7="http://schemas.microsoft.com/office/drawing/2016/5/13/chartex" xmlns:cx8="http://schemas.microsoft.com/office/drawing/2016/5/14/chartex" xmlns:mc="http://schemas.openxmlformats.org/markup-compatibility/2006" xmlns:m="http://schemas.openxmlformats.org/officeDocument/2006/math" xmlns:aink="http://schemas.microsoft.com/office/drawing/2016/ink" xmlns:am3d="http://schemas.microsoft.com/office/drawing/2017/model3d" xmlns:oel="http://schemas.microsoft.com/office/2019/extlst" xmlns:r="http://schemas.openxmlformats.org/officeDocument/2006/relationships" xmlns:wp14="http://schemas.microsoft.com/office/word/2010/wordprocessingDrawing" xmlns:wp="http://schemas.openxmlformats.org/drawingml/2006/wordprocessingDrawing" xmlns:wpg="http://schemas.microsoft.com/office/word/2010/wordprocessingGroup" xmlns:wpi="http://schemas.microsoft.com/office/word/2010/wordprocessingInk" xmlns:wps="http://schemas.microsoft.com/office/word/2010/wordprocessingShape" xmlns:o="urn:schemas-microsoft-com:office:office" xmlns:v="urn:schemas-microsoft-com:vml" xmlns:w10="urn:schemas-microsoft-com:office:word" xmlns:w="http://schemas.openxmlformats.org/wordprocessingml/2006/main" xmlns:w14="http://schemas.microsoft.com/office/word/2010/wordml" xmlns:w15="http://schemas.microsoft.com/office/word/2012/wordml" xmlns:w16cei="http://schemas.microsoft.com/office/word/2026/wordml/cei" xmlns:w16cex="http://schemas.microsoft.com/office/word/2018/wordml/cex" xmlns:w16cid="http://schemas.microsoft.com/office/word/2016/wordml/cid" xmlns:w16="http://schemas.microsoft.com/office/word/2018/wordml" xmlns:w16sdtdh="http://schemas.microsoft.com/office/word/2020/wordml/sdtdatahash" xmlns:w16sdtfl="http://schemas.microsoft.com/office/word/2024/wordml/sdtformatlock" xmlns:w16se="http://schemas.microsoft.com/office/word/2015/wordml/symex" xmlns:w16du="http://schemas.microsoft.com/office/word/2023/wordml/word16du" xmlns:wne="http://schemas.microsoft.com/office/word/2006/wordml" mc:Ignorable="w14 w15 w16se w16cid w16 w16cex w16sdtdh w16sdtfl w16du wp14">
   <w:abstractNum w:abstractNumId="0" w15:restartNumberingAfterBreak="0">
     <w:nsid w:val="FFFFFF7C"/>
     <w:multiLevelType w:val="singleLevel"/>
@@ -2648,7 +2644,7 @@
 </file>
 
 <file path=word/people.xml><?xml version="1.0" encoding="utf-8"?>
-<w15:people xmlns:wpc="http://schemas.microsoft.com/office/word/2010/wordprocessingCanvas" xmlns:cx="http://schemas.microsoft.com/office/drawing/2014/chartex" xmlns:cx1="http://schemas.microsoft.com/office/drawing/2015/9/8/chartex" xmlns:cx2="http://schemas.microsoft.com/office/drawing/2015/10/21/chartex" xmlns:cx3="http://schemas.microsoft.com/office/drawing/2016/5/9/chartex" xmlns:cx4="http://schemas.microsoft.com/office/drawing/2016/5/10/chartex" xmlns:cx5="http://schemas.microsoft.com/office/drawing/2016/5/11/chartex" xmlns:cx6="http://schemas.microsoft.com/office/drawing/2016/5/12/chartex" xmlns:cx7="http://schemas.microsoft.com/office/drawing/2016/5/13/chartex" xmlns:cx8="http://schemas.microsoft.com/office/drawing/2016/5/14/chartex" xmlns:mc="http://schemas.openxmlformats.org/markup-compatibility/2006" xmlns:m="http://schemas.openxmlformats.org/officeDocument/2006/math" xmlns:aink="http://schemas.microsoft.com/office/drawing/2016/ink" xmlns:am3d="http://schemas.microsoft.com/office/drawing/2017/model3d" xmlns:oel="http://schemas.microsoft.com/office/2019/extlst" xmlns:r="http://schemas.openxmlformats.org/officeDocument/2006/relationships" xmlns:wp14="http://schemas.microsoft.com/office/word/2010/wordprocessingDrawing" xmlns:wp="http://schemas.openxmlformats.org/drawingml/2006/wordprocessingDrawing" xmlns:wpg="http://schemas.microsoft.com/office/word/2010/wordprocessingGroup" xmlns:wpi="http://schemas.microsoft.com/office/word/2010/wordprocessingInk" xmlns:wps="http://schemas.microsoft.com/office/word/2010/wordprocessingShape" xmlns:o="urn:schemas-microsoft-com:office:office" xmlns:v="urn:schemas-microsoft-com:vml" xmlns:w10="urn:schemas-microsoft-com:office:word" xmlns:w="http://schemas.openxmlformats.org/wordprocessingml/2006/main" xmlns:w14="http://schemas.microsoft.com/office/word/2010/wordml" xmlns:w15="http://schemas.microsoft.com/office/word/2012/wordml" xmlns:w16cex="http://schemas.microsoft.com/office/word/2018/wordml/cex" xmlns:w16cid="http://schemas.microsoft.com/office/word/2016/wordml/cid" xmlns:w16="http://schemas.microsoft.com/office/word/2018/wordml" xmlns:w16sdtdh="http://schemas.microsoft.com/office/word/2020/wordml/sdtdatahash" xmlns:w16sdtfl="http://schemas.microsoft.com/office/word/2024/wordml/sdtformatlock" xmlns:w16se="http://schemas.microsoft.com/office/word/2015/wordml/symex" xmlns:w16du="http://schemas.microsoft.com/office/word/2023/wordml/word16du" xmlns:wne="http://schemas.microsoft.com/office/word/2006/wordml" mc:Ignorable="w14 w15 w16se w16cid w16 w16cex w16sdtdh w16sdtfl w16du wp14">
+<w15:people xmlns:wpc="http://schemas.microsoft.com/office/word/2010/wordprocessingCanvas" xmlns:cx="http://schemas.microsoft.com/office/drawing/2014/chartex" xmlns:cx1="http://schemas.microsoft.com/office/drawing/2015/9/8/chartex" xmlns:cx2="http://schemas.microsoft.com/office/drawing/2015/10/21/chartex" xmlns:cx3="http://schemas.microsoft.com/office/drawing/2016/5/9/chartex" xmlns:cx4="http://schemas.microsoft.com/office/drawing/2016/5/10/chartex" xmlns:cx5="http://schemas.microsoft.com/office/drawing/2016/5/11/chartex" xmlns:cx6="http://schemas.microsoft.com/office/drawing/2016/5/12/chartex" xmlns:cx7="http://schemas.microsoft.com/office/drawing/2016/5/13/chartex" xmlns:cx8="http://schemas.microsoft.com/office/drawing/2016/5/14/chartex" xmlns:mc="http://schemas.openxmlformats.org/markup-compatibility/2006" xmlns:m="http://schemas.openxmlformats.org/officeDocument/2006/math" xmlns:aink="http://schemas.microsoft.com/office/drawing/2016/ink" xmlns:am3d="http://schemas.microsoft.com/office/drawing/2017/model3d" xmlns:oel="http://schemas.microsoft.com/office/2019/extlst" xmlns:r="http://schemas.openxmlformats.org/officeDocument/2006/relationships" xmlns:wp14="http://schemas.microsoft.com/office/word/2010/wordprocessingDrawing" xmlns:wp="http://schemas.openxmlformats.org/drawingml/2006/wordprocessingDrawing" xmlns:wpg="http://schemas.microsoft.com/office/word/2010/wordprocessingGroup" xmlns:wpi="http://schemas.microsoft.com/office/word/2010/wordprocessingInk" xmlns:wps="http://schemas.microsoft.com/office/word/2010/wordprocessingShape" xmlns:o="urn:schemas-microsoft-com:office:office" xmlns:v="urn:schemas-microsoft-com:vml" xmlns:w10="urn:schemas-microsoft-com:office:word" xmlns:w="http://schemas.openxmlformats.org/wordprocessingml/2006/main" xmlns:w14="http://schemas.microsoft.com/office/word/2010/wordml" xmlns:w15="http://schemas.microsoft.com/office/word/2012/wordml" xmlns:w16cei="http://schemas.microsoft.com/office/word/2026/wordml/cei" xmlns:w16cex="http://schemas.microsoft.com/office/word/2018/wordml/cex" xmlns:w16cid="http://schemas.microsoft.com/office/word/2016/wordml/cid" xmlns:w16="http://schemas.microsoft.com/office/word/2018/wordml" xmlns:w16sdtdh="http://schemas.microsoft.com/office/word/2020/wordml/sdtdatahash" xmlns:w16sdtfl="http://schemas.microsoft.com/office/word/2024/wordml/sdtformatlock" xmlns:w16se="http://schemas.microsoft.com/office/word/2015/wordml/symex" xmlns:w16du="http://schemas.microsoft.com/office/word/2023/wordml/word16du" xmlns:wne="http://schemas.microsoft.com/office/word/2006/wordml" mc:Ignorable="w14 w15 w16se w16cid w16 w16cex w16sdtdh w16sdtfl w16du wp14">
   <w15:person w15:author="neal chaisson">
     <w15:presenceInfo w15:providerId="Windows Live" w15:userId="3f884a3be40fb6bd"/>
   </w15:person>

--- a/Hemosim COntent Outlines for Wix Build/HemoSim Content Outline by Expertise Level (v8).docx
+++ b/Hemosim COntent Outlines for Wix Build/HemoSim Content Outline by Expertise Level (v8).docx
@@ -1663,7 +1663,7 @@
         <w:rPr>
           <w:i/>
         </w:rPr>
-        <w:t>Added per Gustavo and you (V7). Advanced, with the arterial pressure tracings.</w:t>
+        <w:t>Added per Gustavo and you (V7). Advanced, with the arterial pressure tracings. Sits at Informed (settled 2026-08-04). Because an Informed learner must know when SPV and PPV are invalid, and every invalidity condition runs through transmural pressure, this module teaches transmural pressure properly rather than giving the conditions as rules.</w:t>
       </w:r>
     </w:p>
     <w:p>
@@ -1814,7 +1814,7 @@
         <w:spacing w:after="40"/>
       </w:pPr>
       <w:r>
-        <w:t>Transmural pressure and collapsible vessels; spontaneous vs mechanical ventilation; PPV on the pulmonary circulation (West zones); determinants of pulmonary afterload. At the Bedside (8 Notion scenario pages, with graphics): spontaneous breathing - LV dysfunction, RV dysfunction, intra-abdominal hypertension, COPD/asthma, tamponade; positive-pressure ventilation - ARDS, LV dysfunction, hypovolemia. Fluid responsiveness as a heart-lung phenomenon (deepest treatment). [Notion: Heart-Lung subtree]</w:t>
+        <w:t>Transmural pressure and collapsible vessels; spontaneous vs mechanical ventilation; PPV on the pulmonary circulation (West zones); determinants of pulmonary afterload. At the Bedside (8 Notion scenario pages, with graphics): spontaneous breathing - LV dysfunction, RV dysfunction, intra-abdominal hypertension, COPD/asthma, tamponade; positive-pressure ventilation - ARDS, LV dysfunction, hypovolemia. Fluid responsiveness as a heart-lung phenomenon (deepest treatment). [Notion: Heart-Lung subtree] Note (2026-08-04): this is the integrating module, not first exposure. Transmural pressure and the invalidity conditions for SPV and PPV are taught at Informed in I12 and I13. E2 keeps the pulmonary circulation, pulmonary afterload, and the eight scenario pages, and integrates heart-lung with E1 and E3.</w:t>
       </w:r>
     </w:p>
     <w:p>
@@ -2183,6 +2183,14 @@
     </w:p>
     <w:p>
       <w:pPr>
+        <w:pStyle w:val="Heading2"/>
+      </w:pPr>
+      <w:r>
+        <w:t>Resolved</w:t>
+      </w:r>
+    </w:p>
+    <w:p>
+      <w:pPr>
         <w:pStyle w:val="ListBullet"/>
         <w:spacing w:after="40"/>
         <w:rPr>
@@ -2193,15 +2201,7 @@
         <w:rPr>
           <w:highlight w:val="yellow"/>
         </w:rPr>
-        <w:t>Decide whether the two new Informed arterial modules (I12, I13) sit at Informed or should be Expert.</w:t>
-      </w:r>
-    </w:p>
-    <w:p>
-      <w:pPr>
-        <w:pStyle w:val="Heading2"/>
-      </w:pPr>
-      <w:r>
-        <w:t>Resolved</w:t>
+        <w:t>I12 and I13 sit at Informed, and E2 becomes the integrating module. An Informed learner should interpret SPV and PPV at the bedside and know when they are invalid; the invalidity conditions run through transmural pressure, so Informed teaches that mechanism. Boundary: if the question can be answered from an arterial tracing it is I12 or I13, and if it needs reasoning about pressures across the chest wall and pulmonary vasculature it is E2.</w:t>
       </w:r>
     </w:p>
     <w:p>
